--- a/Documentación/Documentos/plan de riesgos-fadebooker.docx
+++ b/Documentación/Documentos/plan de riesgos-fadebooker.docx
@@ -221,6 +221,9 @@
         </w:rPr>
       </w:pPr>
       <w:r>
+        <w:rPr>
+          <w:noProof/>
+        </w:rPr>
         <w:drawing>
           <wp:inline distT="0" distB="0" distL="0" distR="0" wp14:anchorId="6DBD1186" wp14:editId="2FE89AF9">
             <wp:extent cx="5943600" cy="2063750"/>
@@ -955,78 +958,92 @@
               <w:rPr>
                 <w:lang w:val="es-CL"/>
               </w:rPr>
-              <w:t xml:space="preserve">Fallas en la plataforma </w:t>
+              <w:t xml:space="preserve">Problemas de despliegue o configuración </w:t>
+            </w:r>
+            <w:r>
+              <w:rPr>
+                <w:lang w:val="es-CL"/>
+              </w:rPr>
+              <w:t xml:space="preserve">en </w:t>
+            </w:r>
+            <w:r>
+              <w:rPr>
+                <w:lang w:val="es-CL"/>
+              </w:rPr>
+              <w:t xml:space="preserve">Azure App </w:t>
             </w:r>
             <w:proofErr w:type="spellStart"/>
             <w:r>
               <w:rPr>
                 <w:lang w:val="es-CL"/>
               </w:rPr>
-              <w:t>Power</w:t>
+              <w:t>Service</w:t>
             </w:r>
             <w:proofErr w:type="spellEnd"/>
-            <w:r>
+          </w:p>
+        </w:tc>
+        <w:tc>
+          <w:tcPr>
+            <w:tcW w:w="0" w:type="auto"/>
+            <w:vAlign w:val="center"/>
+            <w:hideMark/>
+          </w:tcPr>
+          <w:p>
+            <w:r>
+              <w:t>2</w:t>
+            </w:r>
+          </w:p>
+        </w:tc>
+        <w:tc>
+          <w:tcPr>
+            <w:tcW w:w="827" w:type="dxa"/>
+            <w:vAlign w:val="center"/>
+            <w:hideMark/>
+          </w:tcPr>
+          <w:p>
+            <w:r>
+              <w:t>5</w:t>
+            </w:r>
+          </w:p>
+        </w:tc>
+        <w:tc>
+          <w:tcPr>
+            <w:tcW w:w="821" w:type="dxa"/>
+            <w:vAlign w:val="center"/>
+            <w:hideMark/>
+          </w:tcPr>
+          <w:p>
+            <w:r>
+              <w:t>10</w:t>
+            </w:r>
+          </w:p>
+        </w:tc>
+        <w:tc>
+          <w:tcPr>
+            <w:tcW w:w="3924" w:type="dxa"/>
+            <w:vAlign w:val="center"/>
+            <w:hideMark/>
+          </w:tcPr>
+          <w:p>
+            <w:pPr>
               <w:rPr>
                 <w:lang w:val="es-CL"/>
               </w:rPr>
-              <w:t xml:space="preserve"> Pages</w:t>
-            </w:r>
-          </w:p>
-        </w:tc>
-        <w:tc>
-          <w:tcPr>
-            <w:tcW w:w="0" w:type="auto"/>
-            <w:vAlign w:val="center"/>
-            <w:hideMark/>
-          </w:tcPr>
-          <w:p>
-            <w:r>
-              <w:t>2</w:t>
-            </w:r>
-          </w:p>
-        </w:tc>
-        <w:tc>
-          <w:tcPr>
-            <w:tcW w:w="827" w:type="dxa"/>
-            <w:vAlign w:val="center"/>
-            <w:hideMark/>
-          </w:tcPr>
-          <w:p>
-            <w:r>
-              <w:t>5</w:t>
-            </w:r>
-          </w:p>
-        </w:tc>
-        <w:tc>
-          <w:tcPr>
-            <w:tcW w:w="821" w:type="dxa"/>
-            <w:vAlign w:val="center"/>
-            <w:hideMark/>
-          </w:tcPr>
-          <w:p>
-            <w:r>
-              <w:t>10</w:t>
-            </w:r>
-          </w:p>
-        </w:tc>
-        <w:tc>
-          <w:tcPr>
-            <w:tcW w:w="3924" w:type="dxa"/>
-            <w:vAlign w:val="center"/>
-            <w:hideMark/>
-          </w:tcPr>
-          <w:p>
-            <w:pPr>
+            </w:pPr>
+            <w:r>
               <w:rPr>
                 <w:lang w:val="es-CL"/>
               </w:rPr>
-            </w:pPr>
+              <w:t xml:space="preserve">Pruebas de despliegue anticipadas, respaldo de configuraciones y monitoreo de servicios </w:t>
+            </w:r>
+            <w:proofErr w:type="spellStart"/>
             <w:r>
               <w:rPr>
                 <w:lang w:val="es-CL"/>
               </w:rPr>
-              <w:t>Uso de alternativas o respaldo de información</w:t>
-            </w:r>
+              <w:t>cloud</w:t>
+            </w:r>
+            <w:proofErr w:type="spellEnd"/>
           </w:p>
         </w:tc>
       </w:tr>
@@ -1651,6 +1668,7 @@
         <w:rPr>
           <w:lang w:val="es-CL"/>
         </w:rPr>
+        <w:lastRenderedPageBreak/>
         <w:t>Esto permitirá identificar nuevos riesgos, evaluar cambios en los riesgos existentes y aplicar las medidas correctivas necesarias para mantener el control del proyecto.</w:t>
       </w:r>
     </w:p>
@@ -1668,7 +1686,6 @@
           <w:bCs/>
           <w:lang w:val="es-CL"/>
         </w:rPr>
-        <w:lastRenderedPageBreak/>
         <w:t>8. Conclusión</w:t>
       </w:r>
     </w:p>
@@ -2247,6 +2264,7 @@
   <w:style w:type="character" w:default="1" w:styleId="Fuentedeprrafopredeter">
     <w:name w:val="Default Paragraph Font"/>
     <w:uiPriority w:val="1"/>
+    <w:semiHidden/>
     <w:unhideWhenUsed/>
   </w:style>
   <w:style w:type="table" w:default="1" w:styleId="Tablanormal">
